--- a/modelos_prod/PropostaGeorreferenciamentoINCRA.docx
+++ b/modelos_prod/PropostaGeorreferenciamentoINCRA.docx
@@ -53,7 +53,7 @@
           <w:color w:val="000000"/>
           <w:sz w:val="24"/>
         </w:rPr>
-        <w:t>DExrenso</w:t>
+        <w:t>${data_extenso}</w:t>
       </w:r>
       <w:proofErr w:type="spellEnd"/>
       <w:r>
@@ -129,7 +129,7 @@
           <w:color w:val="000000"/>
           <w:sz w:val="24"/>
         </w:rPr>
-        <w:t>numero_proposta</w:t>
+        <w:t>${numero_proposta}</w:t>
       </w:r>
       <w:proofErr w:type="spellEnd"/>
       <w:r>
@@ -232,7 +232,7 @@
           <w:color w:val="000000"/>
           <w:sz w:val="24"/>
         </w:rPr>
-        <w:t>nome_cliente_salvo</w:t>
+        <w:t>${nome_cliente}</w:t>
       </w:r>
       <w:proofErr w:type="spellEnd"/>
       <w:r>
@@ -280,7 +280,7 @@
           <w:color w:val="000000"/>
           <w:sz w:val="24"/>
         </w:rPr>
-        <w:t>E-mail:</w:t>
+        <w:t>E-${email_cliente}:</w:t>
       </w:r>
       <w:r>
         <w:rPr>
@@ -297,7 +297,7 @@
           <w:color w:val="000000"/>
           <w:sz w:val="24"/>
         </w:rPr>
-        <w:t>email_salvo</w:t>
+        <w:t>##TEMP_e${email_cliente}_salvo##</w:t>
       </w:r>
       <w:proofErr w:type="spellEnd"/>
       <w:r>
@@ -362,7 +362,7 @@
           <w:color w:val="000000"/>
           <w:sz w:val="24"/>
         </w:rPr>
-        <w:t>whatsapp_salvo</w:t>
+        <w:t>##TEMP_${whatsapp_cliente}_salvo##</w:t>
       </w:r>
       <w:proofErr w:type="spellEnd"/>
       <w:r>
@@ -443,7 +443,7 @@
           <w:color w:val="000000"/>
           <w:sz w:val="24"/>
         </w:rPr>
-        <w:t>endereco_obra</w:t>
+        <w:t>${endereco_obra}</w:t>
       </w:r>
       <w:proofErr w:type="spellEnd"/>
       <w:r>
@@ -508,7 +508,7 @@
           <w:color w:val="000000"/>
           <w:sz w:val="24"/>
         </w:rPr>
-        <w:t>cidade_obra</w:t>
+        <w:t>${cidade_obra}</w:t>
       </w:r>
       <w:proofErr w:type="spellEnd"/>
       <w:r>
@@ -526,7 +526,7 @@
           <w:color w:val="000000"/>
           <w:sz w:val="24"/>
         </w:rPr>
-        <w:t>estado_obra</w:t>
+        <w:t>${estado_obra}</w:t>
       </w:r>
       <w:proofErr w:type="spellEnd"/>
       <w:r>
@@ -658,7 +658,7 @@
           <w:color w:val="000000"/>
           <w:sz w:val="24"/>
         </w:rPr>
-        <w:t>${Empresa}</w:t>
+        <w:t>##TEMP_${empresa_nome}##</w:t>
       </w:r>
       <w:r>
         <w:rPr>
@@ -768,7 +768,7 @@
           <w:color w:val="000000"/>
           <w:sz w:val="24"/>
         </w:rPr>
-        <w:t>${finalidade}</w:t>
+        <w:t>##TEMP_${finalidade_obra}##</w:t>
       </w:r>
     </w:p>
     <w:p>
@@ -1574,7 +1574,7 @@
           <w:color w:val="000000"/>
           <w:sz w:val="24"/>
         </w:rPr>
-        <w:t>ValorProposta</w:t>
+        <w:t>${valor_total}</w:t>
       </w:r>
       <w:proofErr w:type="spellEnd"/>
       <w:r>
@@ -1594,7 +1594,7 @@
           <w:color w:val="000000"/>
           <w:sz w:val="24"/>
         </w:rPr>
-        <w:t>ValorExtenso</w:t>
+        <w:t>${valor_extenso}</w:t>
       </w:r>
       <w:proofErr w:type="spellEnd"/>
       <w:r>
@@ -1718,7 +1718,7 @@
           <w:color w:val="000000"/>
           <w:sz w:val="24"/>
         </w:rPr>
-        <w:t>mobilizacao_valor</w:t>
+        <w:t>${valor_entrada}</w:t>
       </w:r>
       <w:proofErr w:type="spellEnd"/>
       <w:r>
@@ -1819,7 +1819,7 @@
           <w:color w:val="000000"/>
           <w:sz w:val="24"/>
         </w:rPr>
-        <w:t>restante_valor</w:t>
+        <w:t>${valor_restante}</w:t>
       </w:r>
       <w:proofErr w:type="spellEnd"/>
       <w:r>
@@ -1944,7 +1944,7 @@
         <w:t>Titular:</w:t>
       </w:r>
       <w:r>
-        <w:t xml:space="preserve"> ${Empresa}</w:t>
+        <w:t xml:space="preserve"> ##TEMP_${empresa_nome}##</w:t>
       </w:r>
     </w:p>
     <w:p>
@@ -1960,10 +1960,10 @@
           <w:b/>
           <w:bCs/>
         </w:rPr>
-        <w:t>CNPJ:</w:t>
+        <w:t>${empresa_cnpj}:</w:t>
       </w:r>
       <w:r>
-        <w:t xml:space="preserve"> ${CNPJ}</w:t>
+        <w:t xml:space="preserve"> ##TEMP_${empresa_cnpj}##</w:t>
       </w:r>
     </w:p>
     <w:p>
@@ -1979,10 +1979,10 @@
           <w:b/>
           <w:bCs/>
         </w:rPr>
-        <w:t>Chave PIX:</w:t>
+        <w:t>Chave ${chave_pix}:</w:t>
       </w:r>
       <w:r>
-        <w:t xml:space="preserve"> ${PIX}</w:t>
+        <w:t xml:space="preserve"> ##TEMP_${chave_pix}##</w:t>
       </w:r>
     </w:p>
     <w:p>
@@ -2060,7 +2060,7 @@
           <w:b/>
           <w:bCs/>
         </w:rPr>
-        <w:t>${Empresa}</w:t>
+        <w:t>##TEMP_${empresa_nome}##</w:t>
       </w:r>
       <w:r>
         <w:t xml:space="preserve"> possui em seu DNA uma sólida experiência técnica na execução de serviços topográficos aplicados às mais diversas demandas da engenharia, infraestrutura e regularização territorial. Aliamos os fundamentos da topografia clássica às tecnologias modernas de aquisição e processamento de dados geoespaciais, garantindo resultados confiáveis e compatíveis com as exigências técnicas e normativas vigentes.</w:t>
@@ -2180,7 +2180,7 @@
           <w:color w:val="000000"/>
           <w:sz w:val="24"/>
         </w:rPr>
-        <w:t>${Empresa} - Contato:</w:t>
+        <w:t>##TEMP_${empresa_nome}## - Contato:</w:t>
       </w:r>
       <w:r>
         <w:rPr>
@@ -2197,7 +2197,7 @@
           <w:color w:val="000000"/>
           <w:sz w:val="24"/>
         </w:rPr>
-        <w:t>whatsapp</w:t>
+        <w:t>${whatsapp_cliente}</w:t>
       </w:r>
       <w:proofErr w:type="spellEnd"/>
       <w:r>
